--- a/tillsyn/A 36755-2026 tillsynsbegäran.docx
+++ b/tillsyn/A 36755-2026 tillsynsbegäran.docx
@@ -1837,7 +1837,7 @@
     <w:r>
       <w:tab/>
       <w:tab/>
-      <w:t>2026-09-10</w:t>
+      <w:t>2026-09-11</w:t>
       <w:br/>
       <w:br/>
     </w:r>

--- a/tillsyn/A 36755-2026 tillsynsbegäran.docx
+++ b/tillsyn/A 36755-2026 tillsynsbegäran.docx
@@ -1837,7 +1837,7 @@
     <w:r>
       <w:tab/>
       <w:tab/>
-      <w:t>2026-09-11</w:t>
+      <w:t>2026-09-12</w:t>
       <w:br/>
       <w:br/>
     </w:r>

--- a/tillsyn/A 36755-2026 tillsynsbegäran.docx
+++ b/tillsyn/A 36755-2026 tillsynsbegäran.docx
@@ -22,7 +22,7 @@
       <w:r>
         <w:drawing>
           <wp:inline xmlns:a="http://schemas.openxmlformats.org/drawingml/2006/main" xmlns:pic="http://schemas.openxmlformats.org/drawingml/2006/picture">
-            <wp:extent cx="5486400" cy="4481503"/>
+            <wp:extent cx="5486400" cy="4956614"/>
             <wp:docPr id="1" name="Picture 1"/>
             <wp:cNvGraphicFramePr>
               <a:graphicFrameLocks noChangeAspect="1"/>
@@ -43,7 +43,7 @@
                   <pic:spPr>
                     <a:xfrm>
                       <a:off x="0" y="0"/>
-                      <a:ext cx="5486400" cy="4481503"/>
+                      <a:ext cx="5486400" cy="4956614"/>
                     </a:xfrm>
                     <a:prstGeom prst="rect"/>
                   </pic:spPr>
@@ -60,12 +60,12 @@
         <w:spacing w:after="240"/>
       </w:pPr>
       <w:r>
-        <w:t>Figur 1. Fyndplatser för naturvårdsarter i och inom 22 meter från avverkningsanmälan. Markörer utan svart kant är placerade på fyndplatsen. Markörer med svart kant är placerade vid sidan av fyndplatsen och har ett svart streck som visar fyndplatsens exakta position. Kartans mittpunktskoordinat är N 6808539, E 433527 i SWEREF 99 TM.</w:t>
-      </w:r>
-    </w:p>
-    <w:p>
-      <w:r>
-        <w:t>I och inom 22 meter från avverkningsanmälan finns fynd av 19 naturvårdsarter, varav 12 är rödlistade, 5 är fridlysta, 12 är typiska (T) och 3 är signalarter (S): urskogsporing (EN), knärot (VU, T, §8), dropptaggsvamp (NT, T), kolflarnlav (NT, T), kortskaftad ärgspik (NT), lunglav (NT, T), mörk kolflarnlav (NT), nordfladdermus (NT, §4a), talltaggsvamp (NT), tretåig hackspett (NT, T, §4), vedflamlav (NT), vedskivlav (NT, T), skinnlav (S, T), stuplav (S, T), ögonpyrola (S, T), brudborste (T), kransmossa (T), tjäder (T, §4) och dvärgpipistrell (§4a). Se Figur 1.</w:t>
+        <w:t>Figur 1. Fyndplatser för naturvårdsarter i och inom 24 meter från avverkningsanmälan. Markörer utan svart kant är placerade på fyndplatsen. Markörer med svart kant är placerade vid sidan av fyndplatsen och har ett svart streck som visar fyndplatsens exakta position. Kartans mittpunktskoordinat är N 6808539, E 433527 i SWEREF 99 TM.</w:t>
+      </w:r>
+    </w:p>
+    <w:p>
+      <w:r>
+        <w:t>I och inom 24 meter från avverkningsanmälan finns fynd av 34 naturvårdsarter, varav 22 är rödlistade, 10 är fridlysta, 22 är typiska (T) och 5 är signalarter (S): urskogsporing (EN), garnlav (VU, T), knärot (VU, T, §8), ulltickeporing (VU), blanksvart spiklav (NT), dropptaggsvamp (NT, T), dvärgbägarlav (NT, T), kolflarnlav (NT, T), kortskaftad ärgspik (NT), lunglav (NT, T), mörk kolflarnlav (NT), nordfladdermus (NT, §4a), skogshare (NT), stjärntagging (NT, T), talltaggsvamp (NT), tallticka (NT, T), talltita (NT, §4), tretåig hackspett (NT, T, §4), ullticka (NT, T), vedflamlav (NT), vedskivlav (NT, T), vedtrappmossa (NT, T), mindre märgborre (S, T), skinnlav (S, T), spindelblomster (S, T, §8), stuplav (S, T), ögonpyrola (S, T), brudborste (T), kransmossa (T), spillkråka (T, §4), tjäder (T, §4), tofsmes (T, §4), dvärgpipistrell (§4a) och revlummer (§9). Se Figur 1.</w:t>
       </w:r>
     </w:p>
     <w:p>
@@ -120,6 +120,35 @@
         <w:rPr>
           <w:b/>
         </w:rPr>
+        <w:t>Garnlav (VU)</w:t>
+      </w:r>
+      <w:r>
+        <w:t xml:space="preserve"> är en utpräglad barrskogsart som ibland kan drapera träden i norrländska grannaturskogar med hög luftfuktighet. Den förekommer även i talldominerade bestånd där den, förutom i trädens grenverk, påträffas hängande över ojämnheter i tallbarken. Arten har minskat starkt i södra och mellersta Sverige och den minskar även i sitt nordliga utbredningsområde. Minskningstakten uppgår till 30 (20–50) % inom 50 år och överstiger gränsvärdet för Sårbar (VU). Orsaken till tillbakagången beror främst på slutavverkningar av naturskogsartade skogar. Bestånd med riklig förekomst bör regelmässigt sparas, vilket även gynnar flera andra sällsynta och rödlistade arter. Garnlav är värdväxt för den mycket sällsynta och akut hotade fjärilen barrskogslavfly (CR) som hör hemma i boreala barrskogar med riklig förekomst av värdväxten. Tidigare kunde arten konstateras årligen på flera platser vid Dala-Floda i Dalarna innan lokalerna kalavverkades. Senaste fyndet i landet av barrskogslavfly är från år 2000 då den påträffades vid Högberget i Sollefteå kommun. Garnlav är typisk art för </w:t>
+      </w:r>
+      <w:r>
+        <w:rPr>
+          <w:i/>
+        </w:rPr>
+        <w:t xml:space="preserve">9010 Taiga </w:t>
+      </w:r>
+      <w:r>
+        <w:t>och</w:t>
+      </w:r>
+      <w:r>
+        <w:rPr>
+          <w:i/>
+        </w:rPr>
+        <w:t xml:space="preserve"> 9070 Trädklädd betesmark</w:t>
+      </w:r>
+      <w:r>
+        <w:t xml:space="preserve"> (SLU Artdatabanken, 2026).</w:t>
+      </w:r>
+    </w:p>
+    <w:p>
+      <w:r>
+        <w:rPr>
+          <w:b/>
+        </w:rPr>
         <w:t>Knärot (VU, §8)</w:t>
       </w:r>
       <w:r>
@@ -164,7 +193,7 @@
     </w:p>
     <w:p>
       <w:r>
-        <w:t>I det avverkningsanmälda området finns 1 fyndplatser för knärot registrerade på Artportalen. Figur 2 visar gränserna för buffertzoner på 50 m, som behöver lämnas kring fyndplatserna för att knärotslokalerna inte ska försvinna vid en avverkning. Av det avverkningsanmälda området överlappar 0.31 ha med buffertzonerna och får av detta skäl inte avverkas.</w:t>
+        <w:t>I det avverkningsanmälda området finns 3 fyndplatser för knärot registrerade på Artportalen. Figur 2 visar gränserna för buffertzoner på 50 m, som behöver lämnas kring fyndplatserna för att knärotslokalerna inte ska försvinna vid en avverkning. Av det avverkningsanmälda området överlappar 1.50 ha med buffertzonerna och får av detta skäl inte avverkas.</w:t>
       </w:r>
     </w:p>
     <w:p>
@@ -220,6 +249,41 @@
         <w:rPr>
           <w:b/>
         </w:rPr>
+        <w:t xml:space="preserve">Ulltickeporing </w:t>
+      </w:r>
+      <w:r>
+        <w:rPr>
+          <w:b/>
+          <w:i/>
+        </w:rPr>
+        <w:t>Skeletocutis brevispora</w:t>
+      </w:r>
+      <w:r>
+        <w:rPr>
+          <w:b/>
+        </w:rPr>
+        <w:t xml:space="preserve"> (VU)</w:t>
+      </w:r>
+      <w:r>
+        <w:t>, rödlistad som sårbar, växer på ullticka (NT) i naturskogsartade granskogar. Avverkning av naturskogslika miljöer och av grova granar där ulltickeporing förekommer är ett direkt hot mot artens fortlevnad. Alla skogliga åtgärder som innebär att lågor och döda eller skadade träd tas bort missgynnar arten. På sikt är minskad tillgång till lämpligt substrat och krympande areal av naturskog ett hot, framförallt råder brist på grov ved som lågor i sena nedbrytningsstadier. Ytterligare fragmentering av skogslandskapet minskar artens möjligheter till spridning. Gamla granskogar som hyser arten undantas helt från skogsbruk (SLU Artdatabanken, 2024).</w:t>
+      </w:r>
+    </w:p>
+    <w:p>
+      <w:r>
+        <w:rPr>
+          <w:b/>
+        </w:rPr>
+        <w:t>Blanksvart spiklav (NT)</w:t>
+      </w:r>
+      <w:r>
+        <w:t xml:space="preserve"> förekommer på torr, hård, gammal kärnved men även på äldre ytved av tall i naturskogsartade bestånd med begränsad brandpåverkan och ostörd hydrologi. Skogsbruksåtgärder på eller i närheten av lokaler med blanksvart spiklav utgör ett hot. Naturskogsartade öppna tall- och barrblandskogar med blanksvart spiklav indikerar höga biologiska värden och bör bevaras (SLU Artdatabanken, 2024).</w:t>
+      </w:r>
+    </w:p>
+    <w:p>
+      <w:r>
+        <w:rPr>
+          <w:b/>
+        </w:rPr>
         <w:t>Dropptaggsvamp (NT)</w:t>
       </w:r>
       <w:r>
@@ -240,6 +304,26 @@
         <w:rPr>
           <w:b/>
         </w:rPr>
+        <w:t>Dvärgbägarlav (NT)</w:t>
+      </w:r>
+      <w:r>
+        <w:t xml:space="preserve"> förekommer över hela Sverige på gammal hård ved, huvudsakligen på tall men i södra Sverige även på ek. Veden utgörs framförallt av grova stubbar, lågor och grenar. Substratet har blivit sällsyntare och nybildning av substrat sker bara i begränsad omfattning. Arten hotas av att grova lågor blir allt sällsyntare i dagens kulturskogar samt att nybildningen av lämpliga substrat går mycket långsamt. En riklig tillgång på gamla tall- eller eklågor måste säkerställas på artens lokaler. Dvärgbägarlav är typisk art för </w:t>
+      </w:r>
+      <w:r>
+        <w:rPr>
+          <w:i/>
+        </w:rPr>
+        <w:t>9010 Taiga</w:t>
+      </w:r>
+      <w:r>
+        <w:t xml:space="preserve"> (SLU Artdatabanken, 2024; Nitare &amp; Skogsstyrelsen, 2019).</w:t>
+      </w:r>
+    </w:p>
+    <w:p>
+      <w:r>
+        <w:rPr>
+          <w:b/>
+        </w:rPr>
         <w:t>Kolflarnlav (NT)</w:t>
       </w:r>
       <w:r>
@@ -349,6 +433,35 @@
         <w:rPr>
           <w:b/>
         </w:rPr>
+        <w:t>Stjärntagging (NT)</w:t>
+      </w:r>
+      <w:r>
+        <w:t xml:space="preserve"> signalerar inom hela sitt utbredningsområde höga naturvärden. Svampen är uttorkningskänslig och beroende av ett oförändrat fuktigt mikroklimat. Den är även beroende av en ständig tillgång på död ved i olika nedbrytningsstadier, dock ej nödvändigtvis grova träd. Tidigare påverkan på miljön måste dock ha varit så skonsam att det naturliga skogsekosystemet till stora delar har bevarats. Minskningstakten för den svenska populationen bedöms vara nära gränsvärdet för Sårbar (VU). Stjärntagging är typisk art för </w:t>
+      </w:r>
+      <w:r>
+        <w:rPr>
+          <w:i/>
+        </w:rPr>
+        <w:t xml:space="preserve">9010 Taiga, 9050 Näringsrik granskog </w:t>
+      </w:r>
+      <w:r>
+        <w:t xml:space="preserve">och </w:t>
+      </w:r>
+      <w:r>
+        <w:rPr>
+          <w:i/>
+        </w:rPr>
+        <w:t>9030 Landhöjningsskog</w:t>
+      </w:r>
+      <w:r>
+        <w:t xml:space="preserve"> (SLU Artdatabanken, 2024; Nitare &amp; Skogsstyrelsen, 2019).</w:t>
+      </w:r>
+    </w:p>
+    <w:p>
+      <w:r>
+        <w:rPr>
+          <w:b/>
+        </w:rPr>
         <w:t xml:space="preserve">Talltaggsvamp (NT) </w:t>
       </w:r>
       <w:r>
@@ -360,6 +473,46 @@
         <w:rPr>
           <w:b/>
         </w:rPr>
+        <w:t xml:space="preserve">Tallticka (NT) </w:t>
+      </w:r>
+      <w:r>
+        <w:t xml:space="preserve">uppträder först på tallar som är 100–150 år gamla men är vanligast på träd som är runt 150–200 år eller äldre. I skogslandskapet är den främst knuten till tallnaturskogar och restbiotoper med biologiskt gamla träd och signalerar vanligtvis skyddsvärda tallbestånd med höga naturvärden. Tallticka är typisk art för </w:t>
+      </w:r>
+      <w:r>
+        <w:rPr>
+          <w:i/>
+        </w:rPr>
+        <w:t xml:space="preserve">9010 Taiga </w:t>
+      </w:r>
+      <w:r>
+        <w:t xml:space="preserve">och </w:t>
+      </w:r>
+      <w:r>
+        <w:rPr>
+          <w:i/>
+        </w:rPr>
+        <w:t>9060 Åsbarrskog</w:t>
+      </w:r>
+      <w:r>
+        <w:t xml:space="preserve"> (SLU Artdatabanken, 2023; Nitare &amp; Skogsstyrelsen, 2019).</w:t>
+      </w:r>
+    </w:p>
+    <w:p>
+      <w:r>
+        <w:rPr>
+          <w:b/>
+        </w:rPr>
+        <w:t>Talltita (NT, §4)</w:t>
+      </w:r>
+      <w:r>
+        <w:t>, rödlistad som nära hotad och prioriterad art i Skogsvårdslagen, har häckningsrevir i anmälan. Arten har minskat kraftigt de senaste 30 åren och minskningstakten innevarande 10-årsperiod beräknas till 20 (10–30) %. Talltitan är synnerligen trogen sitt cirka 15 hektar stora revir och är beroende av flerskiktade olikåldriga skogar för att kunna föda upp sina ungar. Talltitan försvinner om dess livsmiljö kalavverkas (Eggers &amp; Low, 2014; Ekman, 1979; Griesser et al, 2007; Klein, 2020; Siffczyk et al, 2003; SLU Artdatabanken, 2021).</w:t>
+      </w:r>
+    </w:p>
+    <w:p>
+      <w:r>
+        <w:rPr>
+          <w:b/>
+        </w:rPr>
         <w:t>Tretåig hackspett (NT, §4)</w:t>
       </w:r>
       <w:r>
@@ -389,6 +542,62 @@
         <w:rPr>
           <w:b/>
         </w:rPr>
+        <w:t>Ullticka (NT)</w:t>
+      </w:r>
+      <w:r>
+        <w:t xml:space="preserve"> är knuten till restbestånd av barrnaturskog och förekommer med ett tydligt optimum i orörda eller måttligt påverkade gamla granskogar där det föreligger viss kontinuitet av grov död ved. Ullticka är en bra signalart inom hela sitt utbredningsområde och i södra Sverige är den sällsynt och en god signalart för skyddsvärda granskogsmiljöer. Den hotas av avverkning och fragmentering av naturskog och äldre granskog med lång trädkontinuitet. På ullticka kan ibland ulltickeporing (VU) påträffas - det är en sällsynt ticka som nyligen delats upp i de tre olika arterna ulltickeporing </w:t>
+      </w:r>
+      <w:r>
+        <w:rPr>
+          <w:i/>
+        </w:rPr>
+        <w:t xml:space="preserve">Skeletocutis brevispora </w:t>
+      </w:r>
+      <w:r>
+        <w:t>(VU)</w:t>
+      </w:r>
+      <w:r>
+        <w:rPr>
+          <w:i/>
+        </w:rPr>
+        <w:t>, Skeletocutis delicata</w:t>
+      </w:r>
+      <w:r>
+        <w:t xml:space="preserve"> (VU)</w:t>
+      </w:r>
+      <w:r>
+        <w:rPr>
+          <w:i/>
+        </w:rPr>
+        <w:t xml:space="preserve"> och Skeletocutis exilis</w:t>
+      </w:r>
+      <w:r>
+        <w:t xml:space="preserve"> (NT). Ullticka är typisk art för </w:t>
+      </w:r>
+      <w:r>
+        <w:rPr>
+          <w:i/>
+        </w:rPr>
+        <w:t xml:space="preserve">9010 Taiga, 9050 Näringsrik granskog </w:t>
+      </w:r>
+      <w:r>
+        <w:t xml:space="preserve">och </w:t>
+      </w:r>
+      <w:r>
+        <w:rPr>
+          <w:i/>
+        </w:rPr>
+        <w:t>9030 Landhöjningsskog</w:t>
+      </w:r>
+      <w:r>
+        <w:t xml:space="preserve"> (SLU Artdatabanken, 2026; Nitare &amp; Skogsstyrelsen, 2019; Miettinen &amp; Niemelä, 2018).</w:t>
+      </w:r>
+    </w:p>
+    <w:p>
+      <w:r>
+        <w:rPr>
+          <w:b/>
+        </w:rPr>
         <w:t>Vedflamlav (NT)</w:t>
       </w:r>
       <w:r>
@@ -429,6 +638,55 @@
         <w:rPr>
           <w:b/>
         </w:rPr>
+        <w:t xml:space="preserve">Vedtrappmossa (NT) </w:t>
+      </w:r>
+      <w:r>
+        <w:t xml:space="preserve">växer på död ved, främst i gammal granskog. Den förekommer knappast alls i fjällnära barrskogar utan finns i skogslandskapet nedom fjällen och framför allt i landets södra delar är den en mycket bra signalart för barrnaturskog med höga naturvärden. Skogsavverkning och brist på grov död ved i skogen är de allvarligaste hoten och den överlever inte kalhyggesbruk. Lokaler med sluten granskog, tillräckligt stora för att säkerställa ett kontinuerligt tillskott på grova lågor, bör undantas från storskaligt skogsbruk. Vedtrappmossa är typisk art för </w:t>
+      </w:r>
+      <w:r>
+        <w:rPr>
+          <w:i/>
+        </w:rPr>
+        <w:t>9010 Taiga</w:t>
+      </w:r>
+      <w:r>
+        <w:t xml:space="preserve"> (SLU Artdatabanken, 2024).</w:t>
+      </w:r>
+    </w:p>
+    <w:p>
+      <w:r>
+        <w:rPr>
+          <w:b/>
+        </w:rPr>
+        <w:t>Mindre märgborre</w:t>
+      </w:r>
+      <w:r>
+        <w:t xml:space="preserve"> är en signalart för tallskog med höga naturvärden och betraktas tillsammans med skarptandad barkborre som nyckelarter för ett antal sällsynta åtgärdsprogramsarter som är beroende av deras gångsystem. Bland dessa kan nämnas avlång barkborre (VU), </w:t>
+      </w:r>
+      <w:r>
+        <w:rPr>
+          <w:i/>
+        </w:rPr>
+        <w:t>Corticeus longulus</w:t>
+      </w:r>
+      <w:r>
+        <w:t xml:space="preserve"> (VU), tallgångbagge (VU), cholodkovskys bastborre (NT) och tallbarksvartbagge (NT). Den mindre märgborrens måsvingeliknande gnaggångar är lätta att känna igen och hittas ofta på grova tallgrenar på marken. Rika förekomster av främst mindre märgborre men även skarptandad barkborre är en signal för artrikedom och inventeringar har visat att det är i skogar med en naturlig självgallring som det skapas förutsättningar för dessa arter samt de efterföljande åtgärdsprogramsarterna. Tallskogar med stark förekomst av mindre märgborre och skarptandad barkborre bör avsättas som reservat. Generellt bör hänsyn tas vid slutavverkning av talldominerad skog så att avverkningsrester som gren- och toppdelar lämnas. Mindre märgborre är typisk art för </w:t>
+      </w:r>
+      <w:r>
+        <w:rPr>
+          <w:i/>
+        </w:rPr>
+        <w:t>9060 Åsbarrskog</w:t>
+      </w:r>
+      <w:r>
+        <w:t xml:space="preserve"> (SLU Artdatabanken, 2026; Pettersson, 2014; Hedgren, 2012; Gunnarsson m fl., 1999).</w:t>
+      </w:r>
+    </w:p>
+    <w:p>
+      <w:r>
+        <w:rPr>
+          <w:b/>
+        </w:rPr>
         <w:t xml:space="preserve">Skinnlav </w:t>
       </w:r>
       <w:r>
@@ -458,6 +716,35 @@
         <w:rPr>
           <w:b/>
         </w:rPr>
+        <w:t>Spindelblomster (§8)</w:t>
+      </w:r>
+      <w:r>
+        <w:t xml:space="preserve"> växer i äldre mossrik granskog eller barrblandskog, men även i fjällbjörkskog. Arten indikerar långvarig trädkontinuitet och hög luftfuktighet och är mycket känslig för uttorkning och markskador. Spindelblomster har i många trakter minskat starkt under senare tid på grund av slutavverkningar och skogsmarksdikning. Spindelblomster är typisk art för </w:t>
+      </w:r>
+      <w:r>
+        <w:rPr>
+          <w:i/>
+        </w:rPr>
+        <w:t xml:space="preserve">9010 Taiga, 9050 Näringsrik granskog </w:t>
+      </w:r>
+      <w:r>
+        <w:t>och</w:t>
+      </w:r>
+      <w:r>
+        <w:rPr>
+          <w:i/>
+        </w:rPr>
+        <w:t xml:space="preserve"> 9040 Fjällbjörkskog</w:t>
+      </w:r>
+      <w:r>
+        <w:t xml:space="preserve"> (Nitare &amp; Skogsstyrelsen, 2019; SLU Artdatabanken, 2025).</w:t>
+      </w:r>
+    </w:p>
+    <w:p>
+      <w:r>
+        <w:rPr>
+          <w:b/>
+        </w:rPr>
         <w:t>Stuplav</w:t>
       </w:r>
       <w:r>
@@ -601,6 +888,35 @@
         <w:rPr>
           <w:b/>
         </w:rPr>
+        <w:t>Spillkråka (§4)</w:t>
+      </w:r>
+      <w:r>
+        <w:t xml:space="preserve"> omfattas av bilaga 1 i EU:s fågeldirektiv och är typisk art för </w:t>
+      </w:r>
+      <w:r>
+        <w:rPr>
+          <w:i/>
+        </w:rPr>
+        <w:t xml:space="preserve">9010 Taiga </w:t>
+      </w:r>
+      <w:r>
+        <w:t>och</w:t>
+      </w:r>
+      <w:r>
+        <w:rPr>
+          <w:i/>
+        </w:rPr>
+        <w:t xml:space="preserve"> 9740 Skogsbevuxen myr</w:t>
+      </w:r>
+      <w:r>
+        <w:t>. Den behöver grova träd, främst tall, asp och bok som boträd. Skogsbruk med korta omloppstider och täta, homogena ungskogar utgör det största hotet. Spillkråka är en nyckelart i skogliga miljöer vars övergivna bohål utnyttjas av flera andra hålhäckande fågelarter och fladdermöss, däribland pärluggla (EN, §4), knipa (§4), salskrake (§4) och skogsduva (§4). Hökuggla (VU, §4) och slaguggla (§4) häckar ofta i högstubbar som brutits av i höjd med ett gammalt spillkråkebo (SLU Artdatabanken, 2026; Skogsstyrelsen, 2016).</w:t>
+      </w:r>
+    </w:p>
+    <w:p>
+      <w:r>
+        <w:rPr>
+          <w:b/>
+        </w:rPr>
         <w:t>Tjäder (§4)</w:t>
       </w:r>
       <w:r>
@@ -623,6 +939,26 @@
       </w:r>
       <w:r>
         <w:t>. Tjädern är en utpräglad skogsfågel knuten till större sammanhängande barrskogsområden. Tupparna och hönorna utnyttjar till viss del olika miljöer, och habitatvalet varierar dessutom mellan olika delar av året. För att det ska finnas livskraftiga tjäderbestånd krävs funktionella skogslandskap med en blandning av uppvuxen, gles och luckig skog, täta sumpskogar, myrar och andra små våtmarker. Arten försvinner när skogen fragmenteras och den sammanlagda arealen hyggen och andra öppna områden blir för stor. Ett småskaligt och försiktigt virkesuttag genom hyggesfria metoder kan i vissa fall vara möjligt i området inom 200 m från lekcentrum. Längre ut från lekcentrum, inom 200–500 m bör den avverkade ytan inte överskrida 1 hektar för att undvika alltför stora och snabba förändringar (Skogsstyrelsen, 2019; SLU Artdatabanken, 2024).</w:t>
+      </w:r>
+    </w:p>
+    <w:p>
+      <w:r>
+        <w:rPr>
+          <w:b/>
+        </w:rPr>
+        <w:t>Tofsmes (§4)</w:t>
+      </w:r>
+      <w:r>
+        <w:t xml:space="preserve"> häckar i barr- och blandskog, främst i tallskog. Tofsmes är typisk art för </w:t>
+      </w:r>
+      <w:r>
+        <w:rPr>
+          <w:i/>
+        </w:rPr>
+        <w:t xml:space="preserve">9010 Taiga </w:t>
+      </w:r>
+      <w:r>
+        <w:t>(SLU Artdatabanken, 2025).</w:t>
       </w:r>
     </w:p>
     <w:p>
@@ -673,7 +1009,7 @@
     </w:p>
     <w:p>
       <w:r>
-        <w:t>Följande typiska arter har sina livsmiljöer och växtplatser i den avverkningsanmälda skogen: knärot (VU, T, §8), dropptaggsvamp (NT, T), kolflarnlav (NT, T), lunglav (NT, T), tretåig hackspett (NT, T, §4), vedskivlav (NT, T), skinnlav (S, T), stuplav (S, T), ögonpyrola (S, T), brudborste (T), kransmossa (T) och tjäder (T, §4).</w:t>
+        <w:t>Följande typiska arter har sina livsmiljöer och växtplatser i den avverkningsanmälda skogen: garnlav (VU, T), knärot (VU, T, §8), dropptaggsvamp (NT, T), dvärgbägarlav (NT, T), kolflarnlav (NT, T), lunglav (NT, T), stjärntagging (NT, T), tallticka (NT, T), tretåig hackspett (NT, T, §4), ullticka (NT, T), vedskivlav (NT, T), vedtrappmossa (NT, T), mindre märgborre (S, T), skinnlav (S, T), spindelblomster (S, T, §8), stuplav (S, T), ögonpyrola (S, T), brudborste (T), kransmossa (T), spillkråka (T, §4), tjäder (T, §4) och tofsmes (T, §4).</w:t>
       </w:r>
     </w:p>
     <w:p>
@@ -984,62 +1320,53 @@
         <w:pStyle w:val="Heading1"/>
       </w:pPr>
       <w:r>
-        <w:t>Lunglav – ekologi samt krav på livsmiljön</w:t>
-      </w:r>
-    </w:p>
-    <w:p>
-      <w:r>
-        <w:t xml:space="preserve">Lunglav (NT) är en av vårt lands främsta signalarter som överallt indikerar gamla lövträd, skogsbestånd med höga naturvärden och ekosystem med lång skoglig kontinuitet. Lokalt kan förekomsten vara mycket riklig men den hittas nästan enbart i gamla och ej slutavverkade skogar. Artens samtliga förekomster bör uppmärksammas från naturvårdssynpunkt, då många lokaler även hyser andra ovanliga och rödlistade arter, däribland de sällsynta lavparasiterna lunglavshårprick (CR), </w:t>
+        <w:t>Ulltickeporing – ekologi samt krav på livsmiljön</w:t>
+      </w:r>
+    </w:p>
+    <w:p>
+      <w:r>
+        <w:t xml:space="preserve">Ulltickeporing </w:t>
       </w:r>
       <w:r>
         <w:rPr>
           <w:i/>
         </w:rPr>
-        <w:t>Abrothallus diederichii</w:t>
-      </w:r>
-      <w:r>
-        <w:t xml:space="preserve"> (VU), </w:t>
+        <w:t>Skeletocutis brevispora</w:t>
+      </w:r>
+      <w:r>
+        <w:t xml:space="preserve"> (VU), rödlistad som sårbar, växer på ullticka (NT) i naturskogsartade granskogar. Avverkning av naturskogslika miljöer och av grova granar där ulltickeporing förekommer är ett direkt hot mot artens fortlevnad Alla skogliga åtgärder som innebär att lågor och döda eller skadade träd tas bort missgynnar arten. På sikt är minskad tillgång till lämpligt substrat och krympande areal av naturskog ett hot, framförallt råder brist på grov ved som lågor i sena nedbrytningsstadier. Ytterligare fragmentering av skogslandskapet minskar artens möjligheter till spridning. Gamla granskogar som hyser arten undantas helt från skogsbruk (SLU Artdatabanken, 2026).</w:t>
+      </w:r>
+    </w:p>
+    <w:p>
+      <w:r>
+        <w:t xml:space="preserve">Ulltickeporingen har nyligen delats upp i de tre olika arterna ulltickeporing </w:t>
       </w:r>
       <w:r>
         <w:rPr>
           <w:i/>
         </w:rPr>
-        <w:t>Abrothallus lobariae</w:t>
-      </w:r>
-      <w:r>
-        <w:t xml:space="preserve"> (VU), </w:t>
+        <w:t xml:space="preserve">Skeletocutis brevispora </w:t>
+      </w:r>
+      <w:r>
+        <w:t>(VU)</w:t>
       </w:r>
       <w:r>
         <w:rPr>
           <w:i/>
         </w:rPr>
-        <w:t>Calycina lobariae</w:t>
-      </w:r>
-      <w:r>
-        <w:t xml:space="preserve"> (VU), lunglavsknapp (VU) och skrovelmössing (VU), som växer på lunglav. Rikliga förekomster med lunglav bör skyddas med biotopskydd, frivilliga avsättningar eller reservat (SLU Artdatabanken, 2026; Nitare &amp; Skogsstyrelsen, 2019).</w:t>
-      </w:r>
-    </w:p>
-    <w:p>
-      <w:r>
-        <w:t xml:space="preserve">Lunglav är typisk art för </w:t>
+        <w:t>, Skeletocutis delicata</w:t>
+      </w:r>
+      <w:r>
+        <w:t xml:space="preserve"> (VU)</w:t>
       </w:r>
       <w:r>
         <w:rPr>
           <w:i/>
         </w:rPr>
-        <w:t>9010 Taiga, 9020 Nordlig ädellövskog, 9110 Näringsfattig bokskog, 9130 Näringsrik bokskog, 9160 Näringsrik ekskog, 9180 Ädellövskog i branter, 9190 Näringsfattig ekskog, 9070 Trädklädd betesmark, 9040 Fjällbjörkskog</w:t>
-      </w:r>
-      <w:r>
-        <w:t xml:space="preserve"> och</w:t>
-      </w:r>
-      <w:r>
-        <w:rPr>
-          <w:i/>
-        </w:rPr>
-        <w:t xml:space="preserve"> 6530 Lövängar</w:t>
-      </w:r>
-      <w:r>
-        <w:t xml:space="preserve"> (SLU Artdatabanken, 2026).</w:t>
+        <w:t xml:space="preserve"> och Skeletocutis exilis</w:t>
+      </w:r>
+      <w:r>
+        <w:t xml:space="preserve"> (NT) (SLU Artdatabanken, 2026; Miettinen &amp; Niemelä, 2018).</w:t>
       </w:r>
     </w:p>
     <w:p>
@@ -1047,21 +1374,21 @@
         <w:pStyle w:val="Heading2"/>
       </w:pPr>
       <w:r>
-        <w:t>Referenser – lunglav</w:t>
-      </w:r>
-    </w:p>
-    <w:p>
-      <w:r>
-        <w:t xml:space="preserve">Nitare, J. och Skogsstyrelsen, 2019. </w:t>
+        <w:t>Referenser – ulltickeporing</w:t>
+      </w:r>
+    </w:p>
+    <w:p>
+      <w:r>
+        <w:t xml:space="preserve">Miettinen, O. &amp; Niemelä, T., 2018. </w:t>
       </w:r>
       <w:r>
         <w:rPr>
           <w:i/>
         </w:rPr>
-        <w:t xml:space="preserve">Skyddsvärd skog – Naturvårdsarter och andra kriterier för naturvärdesbedömning. </w:t>
-      </w:r>
-      <w:r>
-        <w:t>Skogsstyrelsen.</w:t>
+        <w:t>Two new temperate polypore species of Skeletocutis (Polyporales, Basidiomycota)</w:t>
+      </w:r>
+      <w:r>
+        <w:t>. Ann. Bot. Fennici 55: 195–206.</w:t>
       </w:r>
     </w:p>
     <w:p>
@@ -1083,22 +1410,62 @@
         <w:pStyle w:val="Heading1"/>
       </w:pPr>
       <w:r>
-        <w:t>Nordfladdermus – ekologi samt krav på livsmiljön</w:t>
-      </w:r>
-    </w:p>
-    <w:p>
-      <w:r>
-        <w:t>Nordfladdermus (NT, §4a) omfattas av bilaga 4 EU:s art- och habitatdirektiv vilket innebär ett strikt skydd för arten och dess livsmiljöer. Arten har minskat med 27,5 (5–50) % under de senaste 21 åren och minskningstakten för den svenska populationen bedöms vara nära gränsvärdet för Sårbar (VU). (A2bc) (SLU Artdatabanken, 2024).</w:t>
-      </w:r>
-    </w:p>
-    <w:p>
-      <w:r>
-        <w:t>Nordfladdermus föredrar variationsrik skog med förekomst av sjöar, vattendrag och våtmarker och hittas framförallt i halvöppna miljöer som trädbärande beteshagar och i kantzoner mellan skog och odlingsmark. Den undviker stora öppna områden som stora hyggen och större sammanhängande planteringar vilket minskar längden bryn och landskapets heterogenitet och därmed födotillgången och mängden lämpliga jaktplatser. Skogsbruksåtgärder som leder till minskad förekomst av äldre, gles skog och då särskilt tillgång på hålträd och träd med löst sittande bark kan leda till brist på koloniplatser och viloplatser (SLU Artdatabanken, 2024; Skogsstyrelsen, 2016).</w:t>
-      </w:r>
-    </w:p>
-    <w:p>
-      <w:r>
-        <w:t>Fladdermöss är beroende av hänsyn på landskapsnivå och det är viktigt att alla typer av vatten och våtmarker samt fuktiga skogspartier återställs och bevaras. Sväm- och sumpskog ska alltid sparas, och äldre lövmiljöer bör alltid sparas för födosök, koloniplatser och viloplatser. Utöver kantzoner mot vatten och våtmarker bör tillräckligt breda skyddszoner av uppväxt skog sparas för att skapa och bevara vindskyddade födosöksmiljöer. Genom att binda samman befintliga skogsbestånd med korridorer av uppvuxen skog skapas ett fladdermusvänligt landskap (SLU Artdatabanken, 2024; Skogsstyrelsen, 2016).</w:t>
+        <w:t>Lunglav – ekologi samt krav på livsmiljön</w:t>
+      </w:r>
+    </w:p>
+    <w:p>
+      <w:r>
+        <w:t xml:space="preserve">Lunglav (NT) är en av vårt lands främsta signalarter som överallt indikerar gamla lövträd, skogsbestånd med höga naturvärden och ekosystem med lång skoglig kontinuitet. Lokalt kan förekomsten vara mycket riklig men den hittas nästan enbart i gamla och ej slutavverkade skogar. Artens samtliga förekomster bör uppmärksammas från naturvårdssynpunkt, då många lokaler även hyser andra ovanliga och rödlistade arter, däribland de sällsynta lavparasiterna lunglavshårprick (CR), </w:t>
+      </w:r>
+      <w:r>
+        <w:rPr>
+          <w:i/>
+        </w:rPr>
+        <w:t>Abrothallus diederichii</w:t>
+      </w:r>
+      <w:r>
+        <w:t xml:space="preserve"> (VU), </w:t>
+      </w:r>
+      <w:r>
+        <w:rPr>
+          <w:i/>
+        </w:rPr>
+        <w:t>Abrothallus lobariae</w:t>
+      </w:r>
+      <w:r>
+        <w:t xml:space="preserve"> (VU), </w:t>
+      </w:r>
+      <w:r>
+        <w:rPr>
+          <w:i/>
+        </w:rPr>
+        <w:t>Calycina lobariae</w:t>
+      </w:r>
+      <w:r>
+        <w:t xml:space="preserve"> (VU), lunglavsknapp (VU) och skrovelmössing (VU), som växer på lunglav. Rikliga förekomster med lunglav bör skyddas med biotopskydd, frivilliga avsättningar eller reservat (SLU Artdatabanken, 2026; Nitare &amp; Skogsstyrelsen, 2019).</w:t>
+      </w:r>
+    </w:p>
+    <w:p>
+      <w:r>
+        <w:t xml:space="preserve">Lunglav är typisk art för </w:t>
+      </w:r>
+      <w:r>
+        <w:rPr>
+          <w:i/>
+        </w:rPr>
+        <w:t>9010 Taiga, 9020 Nordlig ädellövskog, 9110 Näringsfattig bokskog, 9130 Näringsrik bokskog, 9160 Näringsrik ekskog, 9180 Ädellövskog i branter, 9190 Näringsfattig ekskog, 9070 Trädklädd betesmark, 9040 Fjällbjörkskog</w:t>
+      </w:r>
+      <w:r>
+        <w:t xml:space="preserve"> och</w:t>
+      </w:r>
+      <w:r>
+        <w:rPr>
+          <w:i/>
+        </w:rPr>
+        <w:t xml:space="preserve"> 6530 Lövängar</w:t>
+      </w:r>
+      <w:r>
+        <w:t xml:space="preserve"> (SLU Artdatabanken, 2026).</w:t>
       </w:r>
     </w:p>
     <w:p>
@@ -1106,35 +1473,35 @@
         <w:pStyle w:val="Heading2"/>
       </w:pPr>
       <w:r>
-        <w:t>Referenser – nordfladdermus</w:t>
-      </w:r>
-    </w:p>
-    <w:p>
-      <w:r>
-        <w:t xml:space="preserve">Skogsstyrelsen, 2016. </w:t>
+        <w:t>Referenser – lunglav</w:t>
+      </w:r>
+    </w:p>
+    <w:p>
+      <w:r>
+        <w:t xml:space="preserve">Nitare, J. och Skogsstyrelsen, 2019. </w:t>
       </w:r>
       <w:r>
         <w:rPr>
           <w:i/>
         </w:rPr>
-        <w:t xml:space="preserve">Vägledning för hänsyn till nordfladdermus. </w:t>
-      </w:r>
-      <w:r>
-        <w:t>Vägledningar och kunskapsstöd artskydd - Skogsstyrelsen</w:t>
-      </w:r>
-    </w:p>
-    <w:p>
-      <w:r>
-        <w:t>SLU Artdatabanken, 2024.</w:t>
+        <w:t xml:space="preserve">Skyddsvärd skog – Naturvårdsarter och andra kriterier för naturvärdesbedömning. </w:t>
+      </w:r>
+      <w:r>
+        <w:t>Skogsstyrelsen.</w:t>
+      </w:r>
+    </w:p>
+    <w:p>
+      <w:r>
+        <w:t xml:space="preserve">SLU Artdatabanken, 2026. </w:t>
       </w:r>
       <w:r>
         <w:rPr>
           <w:i/>
         </w:rPr>
-        <w:t xml:space="preserve">  Artfakta: nordfladdermus (Eptesicus nilssonii). </w:t>
-      </w:r>
-      <w:r>
-        <w:t>https://artfakta.se/taxa/205998</w:t>
+        <w:t xml:space="preserve">Artfaktablad. Naturvård – artfakta. </w:t>
+      </w:r>
+      <w:r>
+        <w:t>SLU Artdatabanken, Uppsala.</w:t>
       </w:r>
     </w:p>
     <w:p>
@@ -1142,69 +1509,22 @@
         <w:pStyle w:val="Heading1"/>
       </w:pPr>
       <w:r>
-        <w:t>Tretåig hackspett – ekologi samt krav på livsmiljön</w:t>
-      </w:r>
-    </w:p>
-    <w:p>
-      <w:r>
-        <w:t xml:space="preserve">Tretåig hackspett (NT) är fridlyst enligt §4 Artskyddsförordningen och finns med som prioriterad art i Skogsstyrelsen vägledning för skogsbruket (bilaga 4 till SVL). I vägledningen står bland annat att: </w:t>
-      </w:r>
-      <w:r>
-        <w:rPr>
-          <w:i/>
-        </w:rPr>
-        <w:t xml:space="preserve">“Tretåig hackspett har stora arealkrav och höga krav på sin livsmiljö. Omdaningen av naturskogar till kulturskogar medför en förlust av viktiga miljöer, något som förstärks av ökad fragmentering till följd av avverkningar.” </w:t>
-      </w:r>
-      <w:r>
-        <w:t xml:space="preserve">Vidare att: </w:t>
-      </w:r>
-      <w:r>
-        <w:rPr>
-          <w:i/>
-        </w:rPr>
-        <w:t>“Områden med dokumenterad permanent förekomst i naturskogsmiljöer har vanligen så stora naturvärden att skogsbruk är olämpligt”</w:t>
-      </w:r>
-      <w:r>
-        <w:t xml:space="preserve"> (SLU Artdatabanken, 2024; Skogsstyrelsen, 2016)</w:t>
-      </w:r>
-      <w:r>
-        <w:rPr>
-          <w:i/>
-        </w:rPr>
-        <w:t>.</w:t>
-      </w:r>
-    </w:p>
-    <w:p>
-      <w:r>
-        <w:t>Tretåig hackspett är beroende av större sammanhängande naturskogar med kontinuerlig tillgång och nybildning av död ved och fragmentering av livsmiljöerna utgör ett stort hot mot arten (se exempelvis Stachura-Skierczynska et al., 2009; Wesolowski et al., 2005; Butler et al., 2004; Pakkala et al., 2002; Amcoff et al., 1996; Virkkala, 1991). Det finns studier som visar att naturskogens självgallringsprocess som den tretåiga hackspetten är beroende av, inte kan ersättas med efterlämnad hänsyn i skogsbruket (Imbeau &amp; Desrochers, 2002).</w:t>
-      </w:r>
-    </w:p>
-    <w:p>
-      <w:r>
-        <w:t>Permanenta revir av tretåig hackspett karaktäriseras ofta av artens typiska ringformigt ordnade hackmärken på framför allt gamla granar. För att säkerställa att inte revir av tretåig hackspett drabbas av avverkningsplanerna bör en inventering göras i området både under häckningstid och under vintern, då arten utnyttjar betydligt större områden än under sommarens häckningsrevir. Storleken på häckningsreviret varierar med skogstypen, förekomsten av död ved och graden av fragmentering, men är i allmänhet i storleksordningen 25–100 hektar (SLU Artdatabanken, 2024; Skogsstyrelsen, 2016).</w:t>
-      </w:r>
-    </w:p>
-    <w:p>
-      <w:r>
-        <w:t xml:space="preserve">Förutom fridlysning enligt §4 Artskyddsförordningen är tretåig hackspett även förtecknad i EU:s fågeldirektiv bilaga 1. Den är typisk art för </w:t>
-      </w:r>
-      <w:r>
-        <w:rPr>
-          <w:i/>
-        </w:rPr>
-        <w:t xml:space="preserve">9010 Taiga, 9740 Skogsbevuxen myr, 9030 Landhöjningsskog </w:t>
-      </w:r>
-      <w:r>
-        <w:t xml:space="preserve">och </w:t>
-      </w:r>
-      <w:r>
-        <w:rPr>
-          <w:i/>
-        </w:rPr>
-        <w:t>9040 Fjällbjörkskog</w:t>
-      </w:r>
-      <w:r>
-        <w:t xml:space="preserve"> samt ingår i Natura 2000 och är förtecknad i Bernkonventionen bilaga II (strikt skyddade djurarter) (SLU Artdatabanken, 2024; Skogsstyrelsen, 2016).</w:t>
+        <w:t>Nordfladdermus – ekologi samt krav på livsmiljön</w:t>
+      </w:r>
+    </w:p>
+    <w:p>
+      <w:r>
+        <w:t>Nordfladdermus (NT, §4a) omfattas av bilaga 4 EU:s art- och habitatdirektiv vilket innebär ett strikt skydd för arten och dess livsmiljöer. Arten har minskat med 27,5 (5–50) % under de senaste 21 åren och minskningstakten för den svenska populationen bedöms vara nära gränsvärdet för Sårbar (VU). (A2bc) (SLU Artdatabanken, 2024).</w:t>
+      </w:r>
+    </w:p>
+    <w:p>
+      <w:r>
+        <w:t>Nordfladdermus föredrar variationsrik skog med förekomst av sjöar, vattendrag och våtmarker och hittas framförallt i halvöppna miljöer som trädbärande beteshagar och i kantzoner mellan skog och odlingsmark. Den undviker stora öppna områden som stora hyggen och större sammanhängande planteringar vilket minskar längden bryn och landskapets heterogenitet och därmed födotillgången och mängden lämpliga jaktplatser. Skogsbruksåtgärder som leder till minskad förekomst av äldre, gles skog och då särskilt tillgång på hålträd och träd med löst sittande bark kan leda till brist på koloniplatser och viloplatser (SLU Artdatabanken, 2024; Skogsstyrelsen, 2016).</w:t>
+      </w:r>
+    </w:p>
+    <w:p>
+      <w:r>
+        <w:t>Fladdermöss är beroende av hänsyn på landskapsnivå och det är viktigt att alla typer av vatten och våtmarker samt fuktiga skogspartier återställs och bevaras. Sväm- och sumpskog ska alltid sparas, och äldre lövmiljöer bör alltid sparas för födosök, koloniplatser och viloplatser. Utöver kantzoner mot vatten och våtmarker bör tillräckligt breda skyddszoner av uppväxt skog sparas för att skapa och bevara vindskyddade födosöksmiljöer. Genom att binda samman befintliga skogsbestånd med korridorer av uppvuxen skog skapas ett fladdermusvänligt landskap (SLU Artdatabanken, 2024; Skogsstyrelsen, 2016).</w:t>
       </w:r>
     </w:p>
     <w:p>
@@ -1212,6 +1532,232 @@
         <w:pStyle w:val="Heading2"/>
       </w:pPr>
       <w:r>
+        <w:t>Referenser – nordfladdermus</w:t>
+      </w:r>
+    </w:p>
+    <w:p>
+      <w:r>
+        <w:t xml:space="preserve">Skogsstyrelsen, 2016. </w:t>
+      </w:r>
+      <w:r>
+        <w:rPr>
+          <w:i/>
+        </w:rPr>
+        <w:t xml:space="preserve">Vägledning för hänsyn till nordfladdermus. </w:t>
+      </w:r>
+      <w:r>
+        <w:t>Vägledningar och kunskapsstöd artskydd - Skogsstyrelsen</w:t>
+      </w:r>
+    </w:p>
+    <w:p>
+      <w:r>
+        <w:t>SLU Artdatabanken, 2024.</w:t>
+      </w:r>
+      <w:r>
+        <w:rPr>
+          <w:i/>
+        </w:rPr>
+        <w:t xml:space="preserve">  Artfakta: nordfladdermus (Eptesicus nilssonii). </w:t>
+      </w:r>
+      <w:r>
+        <w:t>https://artfakta.se/taxa/205998</w:t>
+      </w:r>
+    </w:p>
+    <w:p>
+      <w:pPr>
+        <w:pStyle w:val="Heading1"/>
+      </w:pPr>
+      <w:r>
+        <w:t>Talltita – ekologi samt krav på livsmiljön</w:t>
+      </w:r>
+    </w:p>
+    <w:p>
+      <w:r>
+        <w:t>Talltita är rödlistad som NT, fridlyst och prioriterad art i Skogsvårdslagen. Den omfattas av EU:s fågeldirektiv. Arten har minskat kraftigt de senaste 30 åren och minskningstakten innevarande 10-årsperiod beräknas till 20 (10–30) % (SLU Artdatabanken, 2022).</w:t>
+      </w:r>
+    </w:p>
+    <w:p>
+      <w:r>
+        <w:t>Talltita föredrar större sammanhängande barrskogar, och finns såväl i tallskog som granskog och i lövblandad barrskog. Skogens struktur är viktig och ska helst vara flerskiktad med riklig underväxt av mindre granar, björk och andra lövträd och buskar. Tillgång på murknande högstubbar är särskilt viktig, eftersom talltitan helst själv hackar ut sitt bohål (SLU Artdatabanken, 2022).</w:t>
+      </w:r>
+    </w:p>
+    <w:p>
+      <w:r>
+        <w:t>Det finns flera studier som visar att talltita är känslig för gallring och inte överlever när dess livsmiljö kalavverkas (Eggers and Low, 2014; Griesser et al., 2007; Klein, 2020). Talltitans revir är förhållandevis stora, 10–20 hektar och arten missgynnas när skogen fragmenteras. Kalavverkning av större delar av reviret innebär att det överges (Artdatabanken, 2021).</w:t>
+      </w:r>
+    </w:p>
+    <w:p>
+      <w:r>
+        <w:t>Talltitan är synnerligen trogen sitt revir så länge paret lever och biotopen förblir intakt. Paret stannar i sitt revir året om. En förlust av ett revir har därför en stor inverkan på den lokala populationen och trakthyggesbruket anses vara orsak till den svenska populationens kraftiga minskning. Talltiteparets revirtrohet innebär att närhelst under året man observerar en adult talltita så ingår denna plats i reviret (Siffczyk et al., 2003; Ekman, 1979).</w:t>
+      </w:r>
+    </w:p>
+    <w:p>
+      <w:pPr>
+        <w:pStyle w:val="Heading2"/>
+      </w:pPr>
+      <w:r>
+        <w:t>Referenser – talltita</w:t>
+      </w:r>
+    </w:p>
+    <w:p>
+      <w:r>
+        <w:t xml:space="preserve">Eggers, S., Low, M., 2014. </w:t>
+      </w:r>
+      <w:r>
+        <w:rPr>
+          <w:i/>
+        </w:rPr>
+        <w:t xml:space="preserve">Differential demographic responses of sympatric Parids to vegetation management in boreal forest. </w:t>
+      </w:r>
+      <w:r>
+        <w:t>For. Ecol. Manage. 319, 169–175.</w:t>
+      </w:r>
+    </w:p>
+    <w:p>
+      <w:r>
+        <w:t xml:space="preserve">Ekman, J., 1979. </w:t>
+      </w:r>
+      <w:r>
+        <w:rPr>
+          <w:i/>
+        </w:rPr>
+        <w:t xml:space="preserve">Coherence, composition and territories of winter social groups of the Willow Tit Parus montanus and the Crested Tit P. cristatus. </w:t>
+      </w:r>
+      <w:r>
+        <w:t>Ornis Scandinavica, 10, pp 56–68</w:t>
+      </w:r>
+    </w:p>
+    <w:p>
+      <w:r>
+        <w:t xml:space="preserve">Griesser, M., Nystrand, M., Eggers, S., Ekman, J., 2007. </w:t>
+      </w:r>
+      <w:r>
+        <w:rPr>
+          <w:i/>
+        </w:rPr>
+        <w:t xml:space="preserve">Impact of forestry practices on fitness correlates and population productivity in an open-nesting bird species. </w:t>
+      </w:r>
+      <w:r>
+        <w:t>Conserv. Biol. 21, 767–774. https://doi.org/10.1111/j.1523- 1739.2007.00675.x</w:t>
+      </w:r>
+    </w:p>
+    <w:p>
+      <w:r>
+        <w:t xml:space="preserve">Klein, J., 2020. </w:t>
+      </w:r>
+      <w:r>
+        <w:rPr>
+          <w:i/>
+        </w:rPr>
+        <w:t xml:space="preserve">The forgotten forest – On thinning, retention, and biodiversity in the boreal forest. </w:t>
+      </w:r>
+      <w:r>
+        <w:t>Doctoral Thesis No. 2020:50</w:t>
+      </w:r>
+    </w:p>
+    <w:p>
+      <w:r>
+        <w:t xml:space="preserve">Siffczyk, C., Brotons, L., Kangas, K., Orell, M., 2003. </w:t>
+      </w:r>
+      <w:r>
+        <w:rPr>
+          <w:i/>
+        </w:rPr>
+        <w:t xml:space="preserve">Home range size of willow tits. </w:t>
+      </w:r>
+      <w:r>
+        <w:t>Oecologica, 136, 635–642 (2003)</w:t>
+      </w:r>
+    </w:p>
+    <w:p>
+      <w:r>
+        <w:t xml:space="preserve">SLU Artdatabanken, 2021. </w:t>
+      </w:r>
+      <w:r>
+        <w:rPr>
+          <w:i/>
+        </w:rPr>
+        <w:t xml:space="preserve">Artfaktablad. Naturvård – artfakta. </w:t>
+      </w:r>
+      <w:r>
+        <w:t>SLU Artdatabanken, Uppsala</w:t>
+      </w:r>
+    </w:p>
+    <w:p>
+      <w:pPr>
+        <w:pStyle w:val="Heading1"/>
+      </w:pPr>
+      <w:r>
+        <w:t>Tretåig hackspett – ekologi samt krav på livsmiljön</w:t>
+      </w:r>
+    </w:p>
+    <w:p>
+      <w:r>
+        <w:t xml:space="preserve">Tretåig hackspett (NT) är fridlyst enligt §4 Artskyddsförordningen och finns med som prioriterad art i Skogsstyrelsen vägledning för skogsbruket (bilaga 4 till SVL). I vägledningen står bland annat att: </w:t>
+      </w:r>
+      <w:r>
+        <w:rPr>
+          <w:i/>
+        </w:rPr>
+        <w:t xml:space="preserve">“Tretåig hackspett har stora arealkrav och höga krav på sin livsmiljö. Omdaningen av naturskogar till kulturskogar medför en förlust av viktiga miljöer, något som förstärks av ökad fragmentering till följd av avverkningar.” </w:t>
+      </w:r>
+      <w:r>
+        <w:t xml:space="preserve">Vidare att: </w:t>
+      </w:r>
+      <w:r>
+        <w:rPr>
+          <w:i/>
+        </w:rPr>
+        <w:t>“Områden med dokumenterad permanent förekomst i naturskogsmiljöer har vanligen så stora naturvärden att skogsbruk är olämpligt”</w:t>
+      </w:r>
+      <w:r>
+        <w:t xml:space="preserve"> (SLU Artdatabanken, 2024; Skogsstyrelsen, 2016)</w:t>
+      </w:r>
+      <w:r>
+        <w:rPr>
+          <w:i/>
+        </w:rPr>
+        <w:t>.</w:t>
+      </w:r>
+    </w:p>
+    <w:p>
+      <w:r>
+        <w:t>Tretåig hackspett är beroende av större sammanhängande naturskogar med kontinuerlig tillgång och nybildning av död ved och fragmentering av livsmiljöerna utgör ett stort hot mot arten (se exempelvis Stachura-Skierczynska et al., 2009; Wesolowski et al., 2005; Butler et al., 2004; Pakkala et al., 2002; Amcoff et al., 1996; Virkkala, 1991). Det finns studier som visar att naturskogens självgallringsprocess som den tretåiga hackspetten är beroende av, inte kan ersättas med efterlämnad hänsyn i skogsbruket (Imbeau &amp; Desrochers, 2002).</w:t>
+      </w:r>
+    </w:p>
+    <w:p>
+      <w:r>
+        <w:t>Permanenta revir av tretåig hackspett karaktäriseras ofta av artens typiska ringformigt ordnade hackmärken på framför allt gamla granar. För att säkerställa att inte revir av tretåig hackspett drabbas av avverkningsplanerna bör en inventering göras i området både under häckningstid och under vintern, då arten utnyttjar betydligt större områden än under sommarens häckningsrevir. Storleken på häckningsreviret varierar med skogstypen, förekomsten av död ved och graden av fragmentering, men är i allmänhet i storleksordningen 25–100 hektar (SLU Artdatabanken, 2024; Skogsstyrelsen, 2016).</w:t>
+      </w:r>
+    </w:p>
+    <w:p>
+      <w:r>
+        <w:t xml:space="preserve">Förutom fridlysning enligt §4 Artskyddsförordningen är tretåig hackspett även förtecknad i EU:s fågeldirektiv bilaga 1. Den är typisk art för </w:t>
+      </w:r>
+      <w:r>
+        <w:rPr>
+          <w:i/>
+        </w:rPr>
+        <w:t xml:space="preserve">9010 Taiga, 9740 Skogsbevuxen myr, 9030 Landhöjningsskog </w:t>
+      </w:r>
+      <w:r>
+        <w:t xml:space="preserve">och </w:t>
+      </w:r>
+      <w:r>
+        <w:rPr>
+          <w:i/>
+        </w:rPr>
+        <w:t>9040 Fjällbjörkskog</w:t>
+      </w:r>
+      <w:r>
+        <w:t xml:space="preserve"> samt ingår i Natura 2000 och är förtecknad i Bernkonventionen bilaga II (strikt skyddade djurarter) (SLU Artdatabanken, 2024; Skogsstyrelsen, 2016).</w:t>
+      </w:r>
+    </w:p>
+    <w:p>
+      <w:pPr>
+        <w:pStyle w:val="Heading2"/>
+      </w:pPr>
+      <w:r>
         <w:t>Referenser – tretåig hackspett</w:t>
       </w:r>
     </w:p>
@@ -1336,6 +1882,272 @@
       </w:r>
       <w:r>
         <w:t>Acta Ornithologica 40(1): 53–60.</w:t>
+      </w:r>
+    </w:p>
+    <w:p>
+      <w:pPr>
+        <w:pStyle w:val="Heading1"/>
+      </w:pPr>
+      <w:r>
+        <w:t>Mindre märgborre – ekologi samt krav på livsmiljön</w:t>
+      </w:r>
+    </w:p>
+    <w:p>
+      <w:r>
+        <w:t xml:space="preserve">Mindre märgborre är en signalart för tallskog med höga naturvärden och kan lätt konstateras genom sina karaktäristiska måsvingeliknande gnagspår som ofta hittas på grova tallgrenar på marken. Mindre märgborre betraktas tillsammans med skarptandad barkborre som nyckelarter, eftersom en rad sällsynta efterföljande arter är beroende av deras gångsystem. Bland dessa kan nämnas åtgärdsprogramsarterna avlång barkborre (VU), </w:t>
+      </w:r>
+      <w:r>
+        <w:rPr>
+          <w:i/>
+        </w:rPr>
+        <w:t>Corticeus longulus</w:t>
+      </w:r>
+      <w:r>
+        <w:t xml:space="preserve"> (VU), tallgångbagge (VU), cholodkovskys bastborre (NT) och tallbarksvartbagge (NT) (Pettersson, 2014; Gunnarsson m fl., 1999).</w:t>
+      </w:r>
+    </w:p>
+    <w:p>
+      <w:r>
+        <w:t>Tallskogar tillhör de livsmiljöer som förändrats i stor skala, där många kvadratmil har omvandlats till unga produktionsskogar. I sådana skogar saknas förutsättningar för de ovannämnda sällsynta barkborrarna och alltmer kunskap tyder på att skogsbrukets omvandling av skogslandskapet, missgynnar åtgärdsprogrammets arter även inne i skyddade områden (Hedgren, 2012; Hedgren m.fl., 2010; Wikars m.fl., 2010; Wikars, 2009). Orsaken är sannolikt att dagens intensiva skogsbruk trivialiserar faunan på nydöda träd. Detta sker genom att generalister förökas upp i sådan grad i den brukade skogen att dessa även kommer att dominera i de för hållandevis små och fragmenterade områden som avsätts för naturvård (Appelqvist, 2005; Janzen, 1983; Ås, 1999).</w:t>
+      </w:r>
+    </w:p>
+    <w:p>
+      <w:r>
+        <w:t>Ett tydligt exempel på en generalist som gynnas av dagens skogsbruk är större märgborre på nydöd tall. Denna utvecklas förutom i vindfällen gärna i avverkningsavfall, inklusive avverkningsstubbar och röjningsstammar. Därmed har den större märgborren möjlighet att upprätthålla stora och stabila populationer på huvuddelen av landets skogsmark, vilket leder till en trivialisering av faunan. Större märgborre inverkar sannolikt direkt negativt på arter som tolvtandad barkborre (EN) och avlång barkborre (VU), och indirekt på de som är gynnade av blånadssvampar, dvs. följearter till framförallt mindre märgborre och skarptandad barkborre. De barkborrar som missgynnas av större märgborre är i mycket högre grad gynnade av tallar som dör genom självgallring, dvs. i normalfallet skog som inte används till skogsproduktion (Pettersson, 2014; Wikars, skriftl.).</w:t>
+      </w:r>
+    </w:p>
+    <w:p>
+      <w:r>
+        <w:t xml:space="preserve">Rika förekomster av främst mindre märgborre men även skarptandad barkborre är en signal för artrikedom och inventeringar har visat att det är i skogar med en naturlig självgallring som det skapas förutsättningar för dessa arter samt de efterföljande åtgärdsprogramsarterna (Pettersson, 2014; Hedgren, 2012). Tallskogar med stark förekomst av mindre märgborre och skarptandad barkborre bör avsättas som reservat. Generellt bör hänsyn tas vid slutavverkning av talldominerad skog så att avverkningsrester som gren- och toppdelar (s.k. GROT) lämnas. Mindre märgborre är typisk art för </w:t>
+      </w:r>
+      <w:r>
+        <w:rPr>
+          <w:i/>
+        </w:rPr>
+        <w:t>9060 Åsbarrskog</w:t>
+      </w:r>
+      <w:r>
+        <w:t xml:space="preserve"> (Pettersson, 2014; SLU Artdatabanken, 2026).</w:t>
+      </w:r>
+    </w:p>
+    <w:p>
+      <w:pPr>
+        <w:pStyle w:val="Heading2"/>
+      </w:pPr>
+      <w:r>
+        <w:t>Referenser – mindre märgborre</w:t>
+      </w:r>
+    </w:p>
+    <w:p>
+      <w:r>
+        <w:t xml:space="preserve">Appelqvist, T., 2005. </w:t>
+      </w:r>
+      <w:r>
+        <w:rPr>
+          <w:i/>
+        </w:rPr>
+        <w:t>Naturvårdsbiologisk forskning. Underlag för områdesskydd i landskapet.</w:t>
+      </w:r>
+      <w:r>
+        <w:t xml:space="preserve"> Naturvårdsverket, Rapport 5452.</w:t>
+      </w:r>
+    </w:p>
+    <w:p>
+      <w:r>
+        <w:t xml:space="preserve">Gunnarsson, B., Pettersson, R. B., Hake, M. och Hultengren, S. &amp; Sjöberg, K., 1999. </w:t>
+      </w:r>
+      <w:r>
+        <w:rPr>
+          <w:i/>
+        </w:rPr>
+        <w:t xml:space="preserve">Spindlar och skalbaggar som indikatorer i barrskog. </w:t>
+      </w:r>
+      <w:r>
+        <w:t>Skog &amp; Forskning, Nr. 2/99, s. 46–51.</w:t>
+      </w:r>
+    </w:p>
+    <w:p>
+      <w:r>
+        <w:t xml:space="preserve">Hedgren, O., 2012. </w:t>
+      </w:r>
+      <w:r>
+        <w:rPr>
+          <w:i/>
+        </w:rPr>
+        <w:t>Hotade insekter på tallved i Dalarna.</w:t>
+      </w:r>
+      <w:r>
+        <w:t xml:space="preserve"> Länsstyrelsen Dalarna, Naturvårdsenheten. Rapport 2012:16.</w:t>
+      </w:r>
+    </w:p>
+    <w:p>
+      <w:r>
+        <w:t xml:space="preserve">Hedgren, O. 2010. </w:t>
+      </w:r>
+      <w:r>
+        <w:rPr>
+          <w:i/>
+        </w:rPr>
+        <w:t>Vedinsekter i tallskog och på brandfält i Värmland.</w:t>
+      </w:r>
+      <w:r>
+        <w:t xml:space="preserve"> Länsstyrelsen Värmland, Stencil, 39 s.</w:t>
+      </w:r>
+    </w:p>
+    <w:p>
+      <w:r>
+        <w:t xml:space="preserve">Janzen, D. H., 1983. </w:t>
+      </w:r>
+      <w:r>
+        <w:rPr>
+          <w:i/>
+        </w:rPr>
+        <w:t>No park is an island: Increase in interference from outside as park size decreases</w:t>
+      </w:r>
+      <w:r>
+        <w:t>. Oikos 41: 402–410.</w:t>
+      </w:r>
+    </w:p>
+    <w:p>
+      <w:r>
+        <w:t xml:space="preserve">Jonsell, M., Weslien, J. &amp; Ehn ström, B., 1998. </w:t>
+      </w:r>
+      <w:r>
+        <w:rPr>
+          <w:i/>
+        </w:rPr>
+        <w:t>Substrate requirements of red-listed saproxylic invertebrates in Sweden</w:t>
+      </w:r>
+      <w:r>
+        <w:t>. Biodiversity and Conserv. 7: 749–764.</w:t>
+      </w:r>
+    </w:p>
+    <w:p>
+      <w:r>
+        <w:t xml:space="preserve">Pettersson, R. B., 2014). </w:t>
+      </w:r>
+      <w:r>
+        <w:rPr>
+          <w:i/>
+        </w:rPr>
+        <w:t>Åtgärdsprogram för skalbaggar på nyligen död tall, 2014–2018.</w:t>
+      </w:r>
+      <w:r>
+        <w:t xml:space="preserve"> Rapport 6599. Bromma: Naturvårdsverket.</w:t>
+      </w:r>
+    </w:p>
+    <w:p>
+      <w:r>
+        <w:t xml:space="preserve">SLU Artdatabanken, 2026. </w:t>
+      </w:r>
+      <w:r>
+        <w:rPr>
+          <w:i/>
+        </w:rPr>
+        <w:t xml:space="preserve">Artfaktablad. Naturvård – artfakta. </w:t>
+      </w:r>
+      <w:r>
+        <w:t>SLU Artdatabanken, Uppsala.</w:t>
+      </w:r>
+    </w:p>
+    <w:p>
+      <w:r>
+        <w:t xml:space="preserve">Wikars, L.-O., Hansson, J. &amp; Hedgren, O., 2010. </w:t>
+      </w:r>
+      <w:r>
+        <w:rPr>
+          <w:i/>
+        </w:rPr>
+        <w:t>Inventering av vedlevande skalbaggar – tallskogar i Örebro län.</w:t>
+      </w:r>
+      <w:r>
+        <w:t xml:space="preserve"> Länsstyrelsen i Örebro län, publ.nr. 2010:2.</w:t>
+      </w:r>
+    </w:p>
+    <w:p>
+      <w:r>
+        <w:t xml:space="preserve">Wikars, L.-O., 2009. </w:t>
+      </w:r>
+      <w:r>
+        <w:rPr>
+          <w:i/>
+        </w:rPr>
+        <w:t>Vedskalbaggar i Hamra nationalpark, Gävleborgs län.</w:t>
+      </w:r>
+      <w:r>
+        <w:t xml:space="preserve"> Länsstyrelsen Gävleborg, Rapport 2009:14.</w:t>
+      </w:r>
+    </w:p>
+    <w:p>
+      <w:pPr>
+        <w:pStyle w:val="Heading1"/>
+      </w:pPr>
+      <w:r>
+        <w:t>Spillkråka – ekologi samt krav på livsmiljön</w:t>
+      </w:r>
+    </w:p>
+    <w:p>
+      <w:r>
+        <w:t xml:space="preserve">Spillkråka (§4) ingår i bilaga 1 EU:s fågeldirektiv och är typisk art för </w:t>
+      </w:r>
+      <w:r>
+        <w:rPr>
+          <w:i/>
+        </w:rPr>
+        <w:t xml:space="preserve">9010 Taiga </w:t>
+      </w:r>
+      <w:r>
+        <w:t>och</w:t>
+      </w:r>
+      <w:r>
+        <w:rPr>
+          <w:i/>
+        </w:rPr>
+        <w:t xml:space="preserve"> 9740 Skogsbevuxen myr</w:t>
+      </w:r>
+      <w:r>
+        <w:t>. Den lever i både barr- och blandskog liksom i ren lövskog. De tätaste populationerna tenderar att finnas i äldre, variationsrik blandskog med gott om död ved och gamla träd. Varje par utnyttjar 400–1000 hektar skog beroende på skogens kvalitet. Skogsbruk med korta omloppstider och täta, homogena ungskogar utgör det största hotet (SLU Artdatabanken, 2026).</w:t>
+      </w:r>
+    </w:p>
+    <w:p>
+      <w:r>
+        <w:t>Spillkråka är en nyckelart i skogliga miljöer vars övergivna bohål utnyttjas av flera andra hålhäckande fågelarter och fladdermöss, däribland pärluggla (EN, §4), knipa (§4), salskrake (§4) och skogsduva (§4). Hökuggla (VU, §4) och slaguggla (§4) häckar ofta i högstubbar som brutits av i höjd med ett gammalt spillkråkebo (Skogsstyrelsen, 2016).</w:t>
+      </w:r>
+    </w:p>
+    <w:p>
+      <w:pPr>
+        <w:pStyle w:val="Heading2"/>
+      </w:pPr>
+      <w:r>
+        <w:t>Referenser – spillkråka</w:t>
+      </w:r>
+    </w:p>
+    <w:p>
+      <w:r>
+        <w:t xml:space="preserve">Skogsstyrelsen, 2016. </w:t>
+      </w:r>
+      <w:r>
+        <w:rPr>
+          <w:i/>
+        </w:rPr>
+        <w:t xml:space="preserve">Vägledning för hänsyn till spillkråka. </w:t>
+      </w:r>
+      <w:r>
+        <w:t>Vägledningar och kunskapsstöd artskydd – Skogsstyrelsen.</w:t>
+      </w:r>
+    </w:p>
+    <w:p>
+      <w:r>
+        <w:t xml:space="preserve">SLU Artdatabanken, 2026. </w:t>
+      </w:r>
+      <w:r>
+        <w:rPr>
+          <w:i/>
+        </w:rPr>
+        <w:t xml:space="preserve">Artfaktablad. Naturvård – artfakta. </w:t>
+      </w:r>
+      <w:r>
+        <w:t>SLU Artdatabanken, Uppsala.</w:t>
       </w:r>
     </w:p>
     <w:p>
@@ -1837,7 +2649,7 @@
     <w:r>
       <w:tab/>
       <w:tab/>
-      <w:t>2026-09-12</w:t>
+      <w:t>2026-09-13</w:t>
       <w:br/>
       <w:br/>
     </w:r>
